--- a/src/spring/transactional.docx
+++ b/src/spring/transactional.docx
@@ -15,43 +15,122 @@
       </w:r>
     </w:p>
     <w:p>
-      <w:pPr>
-        <w:pStyle w:val="ListParagraph"/>
+      <w:r>
+        <w:t xml:space="preserve">@Transactional là một annotation trong Spring dùng để </w:t>
+      </w:r>
+      <w:r>
+        <w:rPr>
+          <w:b/>
+          <w:bCs/>
+        </w:rPr>
+        <w:t>quản lý giao dịch (transaction management)</w:t>
+      </w:r>
+      <w:r>
+        <w:t xml:space="preserve"> cho các phương thức hoặc lớp.</w:t>
+      </w:r>
+    </w:p>
+    <w:p>
+      <w:pPr>
         <w:numPr>
           <w:ilvl w:val="0"/>
-          <w:numId w:val="2"/>
-        </w:numPr>
-      </w:pPr>
-      <w:r>
-        <w:t>@Transactional là annotation của Spring dùng để quản lý transaction trong ứng dụng.</w:t>
-      </w:r>
-    </w:p>
-    <w:p>
-      <w:pPr>
-        <w:pStyle w:val="ListParagraph"/>
+          <w:numId w:val="10"/>
+        </w:numPr>
+      </w:pPr>
+      <w:r>
+        <w:t xml:space="preserve">Mục tiêu chính: đảm bảo </w:t>
+      </w:r>
+      <w:r>
+        <w:rPr>
+          <w:b/>
+          <w:bCs/>
+        </w:rPr>
+        <w:t>tính toàn vẹn dữ liệu (ACID)</w:t>
+      </w:r>
+      <w:r>
+        <w:t xml:space="preserve"> khi thao tác với cơ sở dữ liệu.</w:t>
+      </w:r>
+    </w:p>
+    <w:p>
+      <w:pPr>
         <w:numPr>
           <w:ilvl w:val="0"/>
-          <w:numId w:val="2"/>
-        </w:numPr>
-      </w:pPr>
-      <w:r>
-        <w:t>Nó giúp không cần viết code thủ công(</w:t>
-      </w:r>
-      <w:proofErr w:type="gramStart"/>
-      <w:r>
-        <w:t>connection.setAutoCommit</w:t>
-      </w:r>
-      <w:proofErr w:type="gramEnd"/>
-      <w:r>
-        <w:t xml:space="preserve">(false), </w:t>
-      </w:r>
-      <w:proofErr w:type="gramStart"/>
-      <w:r>
-        <w:t>commit(</w:t>
-      </w:r>
-      <w:proofErr w:type="gramEnd"/>
-      <w:r>
-        <w:t>), …) mà Spring sẽ lo toàn bộ.</w:t>
+          <w:numId w:val="10"/>
+        </w:numPr>
+      </w:pPr>
+      <w:r>
+        <w:t>ACID gồm:</w:t>
+      </w:r>
+    </w:p>
+    <w:p>
+      <w:pPr>
+        <w:numPr>
+          <w:ilvl w:val="1"/>
+          <w:numId w:val="10"/>
+        </w:numPr>
+      </w:pPr>
+      <w:r>
+        <w:rPr>
+          <w:b/>
+          <w:bCs/>
+        </w:rPr>
+        <w:t>Atomicity (Nguyên tử):</w:t>
+      </w:r>
+      <w:r>
+        <w:t xml:space="preserve"> tất cả các thao tác trong giao dịch phải thực hiện hết hoặc không thực hiện gì.</w:t>
+      </w:r>
+    </w:p>
+    <w:p>
+      <w:pPr>
+        <w:numPr>
+          <w:ilvl w:val="1"/>
+          <w:numId w:val="10"/>
+        </w:numPr>
+      </w:pPr>
+      <w:r>
+        <w:rPr>
+          <w:b/>
+          <w:bCs/>
+        </w:rPr>
+        <w:t>Consistency (Nhất quán):</w:t>
+      </w:r>
+      <w:r>
+        <w:t xml:space="preserve"> dữ liệu phải ở trạng thái hợp lệ sau giao dịch.</w:t>
+      </w:r>
+    </w:p>
+    <w:p>
+      <w:pPr>
+        <w:numPr>
+          <w:ilvl w:val="1"/>
+          <w:numId w:val="10"/>
+        </w:numPr>
+      </w:pPr>
+      <w:r>
+        <w:rPr>
+          <w:b/>
+          <w:bCs/>
+        </w:rPr>
+        <w:t>Isolation (Cô lập):</w:t>
+      </w:r>
+      <w:r>
+        <w:t xml:space="preserve"> các giao dịch đồng thời không ảnh hưởng lẫn nhau.</w:t>
+      </w:r>
+    </w:p>
+    <w:p>
+      <w:pPr>
+        <w:numPr>
+          <w:ilvl w:val="1"/>
+          <w:numId w:val="10"/>
+        </w:numPr>
+      </w:pPr>
+      <w:r>
+        <w:rPr>
+          <w:b/>
+          <w:bCs/>
+        </w:rPr>
+        <w:t>Durability (Bền vững):</w:t>
+      </w:r>
+      <w:r>
+        <w:t xml:space="preserve"> sau khi giao dịch hoàn tất, dữ liệu được lưu vĩnh viễn.</w:t>
       </w:r>
     </w:p>
     <w:p>
@@ -67,6 +146,274 @@
       </w:r>
     </w:p>
     <w:p>
+      <w:r>
+        <w:rPr>
+          <w:b/>
+          <w:bCs/>
+        </w:rPr>
+        <w:t>Proxy</w:t>
+      </w:r>
+      <w:r>
+        <w:t xml:space="preserve"> là một </w:t>
+      </w:r>
+      <w:r>
+        <w:rPr>
+          <w:b/>
+          <w:bCs/>
+        </w:rPr>
+        <w:t>đối tượng đại diện (đặt “chỗ”) cho một đối tượng khác</w:t>
+      </w:r>
+      <w:r>
+        <w:t>.</w:t>
+      </w:r>
+    </w:p>
+    <w:p>
+      <w:pPr>
+        <w:numPr>
+          <w:ilvl w:val="0"/>
+          <w:numId w:val="13"/>
+        </w:numPr>
+      </w:pPr>
+      <w:r>
+        <w:t xml:space="preserve">Nó </w:t>
+      </w:r>
+      <w:r>
+        <w:rPr>
+          <w:b/>
+          <w:bCs/>
+        </w:rPr>
+        <w:t>đón tất cả các lời gọi (method calls)</w:t>
+      </w:r>
+      <w:r>
+        <w:t xml:space="preserve"> tới đối tượng gốc và có thể:</w:t>
+      </w:r>
+    </w:p>
+    <w:p>
+      <w:pPr>
+        <w:numPr>
+          <w:ilvl w:val="1"/>
+          <w:numId w:val="13"/>
+        </w:numPr>
+      </w:pPr>
+      <w:r>
+        <w:t>Thêm logic trước khi gọi phương thức gốc (pre-processing).</w:t>
+      </w:r>
+    </w:p>
+    <w:p>
+      <w:pPr>
+        <w:numPr>
+          <w:ilvl w:val="1"/>
+          <w:numId w:val="13"/>
+        </w:numPr>
+      </w:pPr>
+      <w:r>
+        <w:t>Thêm logic sau khi gọi phương thức gốc (post-processing).</w:t>
+      </w:r>
+    </w:p>
+    <w:p>
+      <w:pPr>
+        <w:numPr>
+          <w:ilvl w:val="1"/>
+          <w:numId w:val="13"/>
+        </w:numPr>
+      </w:pPr>
+      <w:r>
+        <w:t>Ngăn chặn hoặc thay đổi lời gọi tới phương thức gốc.</w:t>
+      </w:r>
+    </w:p>
+    <w:p>
+      <w:r>
+        <w:t xml:space="preserve">Trong Spring, proxy </w:t>
+      </w:r>
+      <w:r>
+        <w:rPr>
+          <w:b/>
+          <w:bCs/>
+        </w:rPr>
+        <w:t>được dùng để quản lý các cross-cutting concerns</w:t>
+      </w:r>
+      <w:r>
+        <w:t xml:space="preserve"> như:</w:t>
+      </w:r>
+    </w:p>
+    <w:p>
+      <w:pPr>
+        <w:numPr>
+          <w:ilvl w:val="0"/>
+          <w:numId w:val="14"/>
+        </w:numPr>
+      </w:pPr>
+      <w:r>
+        <w:t>@Transactional (giao dịch)</w:t>
+      </w:r>
+    </w:p>
+    <w:p>
+      <w:pPr>
+        <w:numPr>
+          <w:ilvl w:val="0"/>
+          <w:numId w:val="14"/>
+        </w:numPr>
+      </w:pPr>
+      <w:r>
+        <w:t>Logging, Security, Caching, Performance monitoring…</w:t>
+      </w:r>
+    </w:p>
+    <w:p/>
+    <w:p>
+      <w:r>
+        <w:t xml:space="preserve">Spring quản lý giao dịch dựa trên </w:t>
+      </w:r>
+      <w:r>
+        <w:rPr>
+          <w:b/>
+          <w:bCs/>
+        </w:rPr>
+        <w:t>AOP (Aspect-Oriented Programming)</w:t>
+      </w:r>
+      <w:r>
+        <w:t>:</w:t>
+      </w:r>
+    </w:p>
+    <w:p>
+      <w:pPr>
+        <w:numPr>
+          <w:ilvl w:val="0"/>
+          <w:numId w:val="11"/>
+        </w:numPr>
+      </w:pPr>
+      <w:r>
+        <w:t xml:space="preserve">Khi một phương thức được đánh dấu @Transactional được gọi, Spring sẽ tạo </w:t>
+      </w:r>
+      <w:r>
+        <w:rPr>
+          <w:b/>
+          <w:bCs/>
+        </w:rPr>
+        <w:t>proxy</w:t>
+      </w:r>
+      <w:r>
+        <w:t xml:space="preserve"> cho bean đó.</w:t>
+      </w:r>
+    </w:p>
+    <w:p>
+      <w:pPr>
+        <w:numPr>
+          <w:ilvl w:val="0"/>
+          <w:numId w:val="11"/>
+        </w:numPr>
+      </w:pPr>
+      <w:r>
+        <w:t>Proxy sẽ:</w:t>
+      </w:r>
+    </w:p>
+    <w:p>
+      <w:pPr>
+        <w:numPr>
+          <w:ilvl w:val="1"/>
+          <w:numId w:val="11"/>
+        </w:numPr>
+      </w:pPr>
+      <w:r>
+        <w:t>Bắt đầu một giao dịch trước khi phương thức thực thi.</w:t>
+      </w:r>
+    </w:p>
+    <w:p>
+      <w:pPr>
+        <w:numPr>
+          <w:ilvl w:val="1"/>
+          <w:numId w:val="11"/>
+        </w:numPr>
+      </w:pPr>
+      <w:r>
+        <w:t>Thực hiện phương thức gốc.</w:t>
+      </w:r>
+    </w:p>
+    <w:p>
+      <w:pPr>
+        <w:numPr>
+          <w:ilvl w:val="1"/>
+          <w:numId w:val="11"/>
+        </w:numPr>
+      </w:pPr>
+      <w:r>
+        <w:t xml:space="preserve">Nếu phương thức thực hiện thành công → </w:t>
+      </w:r>
+      <w:r>
+        <w:rPr>
+          <w:b/>
+          <w:bCs/>
+        </w:rPr>
+        <w:t>commit</w:t>
+      </w:r>
+      <w:r>
+        <w:t xml:space="preserve"> giao dịch.</w:t>
+      </w:r>
+    </w:p>
+    <w:p>
+      <w:pPr>
+        <w:numPr>
+          <w:ilvl w:val="1"/>
+          <w:numId w:val="11"/>
+        </w:numPr>
+      </w:pPr>
+      <w:r>
+        <w:lastRenderedPageBreak/>
+        <w:t xml:space="preserve">Nếu xảy ra ngoại lệ (mặc định là RuntimeException) → </w:t>
+      </w:r>
+      <w:r>
+        <w:rPr>
+          <w:b/>
+          <w:bCs/>
+        </w:rPr>
+        <w:t>rollback</w:t>
+      </w:r>
+      <w:r>
+        <w:t xml:space="preserve"> giao dịch.</w:t>
+      </w:r>
+    </w:p>
+    <w:p>
+      <w:r>
+        <w:rPr>
+          <w:b/>
+          <w:bCs/>
+        </w:rPr>
+        <w:t>Lưu ý về loại ngoại lệ:</w:t>
+      </w:r>
+    </w:p>
+    <w:p>
+      <w:pPr>
+        <w:numPr>
+          <w:ilvl w:val="0"/>
+          <w:numId w:val="12"/>
+        </w:numPr>
+      </w:pPr>
+      <w:r>
+        <w:t>Mặc định Spring rollback với RuntimeException và Error.</w:t>
+      </w:r>
+    </w:p>
+    <w:p>
+      <w:pPr>
+        <w:numPr>
+          <w:ilvl w:val="0"/>
+          <w:numId w:val="12"/>
+        </w:numPr>
+      </w:pPr>
+      <w:r>
+        <w:t xml:space="preserve">Checked exception (Exception thông thường) </w:t>
+      </w:r>
+      <w:r>
+        <w:rPr>
+          <w:b/>
+          <w:bCs/>
+        </w:rPr>
+        <w:t>không rollback</w:t>
+      </w:r>
+      <w:r>
+        <w:t xml:space="preserve"> trừ khi chỉ định rõ bằng rollbackFor.</w:t>
+      </w:r>
+    </w:p>
+    <w:p/>
+    <w:p>
       <w:pPr>
         <w:pStyle w:val="ListParagraph"/>
         <w:numPr>
@@ -437,6 +784,7 @@
         </w:numPr>
       </w:pPr>
       <w:r>
+        <w:lastRenderedPageBreak/>
         <w:t>@</w:t>
       </w:r>
       <w:proofErr w:type="gramStart"/>
@@ -477,7 +825,6 @@
         </w:numPr>
       </w:pPr>
       <w:r>
-        <w:lastRenderedPageBreak/>
         <w:t xml:space="preserve">Quy định rollback với exception </w:t>
       </w:r>
       <w:proofErr w:type="gramStart"/>
@@ -1342,6 +1689,304 @@
     </w:lvl>
   </w:abstractNum>
   <w:abstractNum w:abstractNumId="4" w15:restartNumberingAfterBreak="0">
+    <w:nsid w:val="2A3E57D9"/>
+    <w:multiLevelType w:val="multilevel"/>
+    <w:tmpl w:val="AEFEBD9A"/>
+    <w:lvl w:ilvl="0">
+      <w:start w:val="1"/>
+      <w:numFmt w:val="bullet"/>
+      <w:lvlText w:val=""/>
+      <w:lvlJc w:val="left"/>
+      <w:pPr>
+        <w:tabs>
+          <w:tab w:val="num" w:pos="720"/>
+        </w:tabs>
+        <w:ind w:left="720" w:hanging="360"/>
+      </w:pPr>
+      <w:rPr>
+        <w:rFonts w:ascii="Symbol" w:hAnsi="Symbol" w:hint="default"/>
+        <w:sz w:val="20"/>
+      </w:rPr>
+    </w:lvl>
+    <w:lvl w:ilvl="1">
+      <w:start w:val="1"/>
+      <w:numFmt w:val="bullet"/>
+      <w:lvlText w:val="o"/>
+      <w:lvlJc w:val="left"/>
+      <w:pPr>
+        <w:tabs>
+          <w:tab w:val="num" w:pos="1440"/>
+        </w:tabs>
+        <w:ind w:left="1440" w:hanging="360"/>
+      </w:pPr>
+      <w:rPr>
+        <w:rFonts w:ascii="Courier New" w:hAnsi="Courier New" w:hint="default"/>
+        <w:sz w:val="20"/>
+      </w:rPr>
+    </w:lvl>
+    <w:lvl w:ilvl="2" w:tentative="1">
+      <w:start w:val="1"/>
+      <w:numFmt w:val="bullet"/>
+      <w:lvlText w:val=""/>
+      <w:lvlJc w:val="left"/>
+      <w:pPr>
+        <w:tabs>
+          <w:tab w:val="num" w:pos="2160"/>
+        </w:tabs>
+        <w:ind w:left="2160" w:hanging="360"/>
+      </w:pPr>
+      <w:rPr>
+        <w:rFonts w:ascii="Wingdings" w:hAnsi="Wingdings" w:hint="default"/>
+        <w:sz w:val="20"/>
+      </w:rPr>
+    </w:lvl>
+    <w:lvl w:ilvl="3" w:tentative="1">
+      <w:start w:val="1"/>
+      <w:numFmt w:val="bullet"/>
+      <w:lvlText w:val=""/>
+      <w:lvlJc w:val="left"/>
+      <w:pPr>
+        <w:tabs>
+          <w:tab w:val="num" w:pos="2880"/>
+        </w:tabs>
+        <w:ind w:left="2880" w:hanging="360"/>
+      </w:pPr>
+      <w:rPr>
+        <w:rFonts w:ascii="Wingdings" w:hAnsi="Wingdings" w:hint="default"/>
+        <w:sz w:val="20"/>
+      </w:rPr>
+    </w:lvl>
+    <w:lvl w:ilvl="4" w:tentative="1">
+      <w:start w:val="1"/>
+      <w:numFmt w:val="bullet"/>
+      <w:lvlText w:val=""/>
+      <w:lvlJc w:val="left"/>
+      <w:pPr>
+        <w:tabs>
+          <w:tab w:val="num" w:pos="3600"/>
+        </w:tabs>
+        <w:ind w:left="3600" w:hanging="360"/>
+      </w:pPr>
+      <w:rPr>
+        <w:rFonts w:ascii="Wingdings" w:hAnsi="Wingdings" w:hint="default"/>
+        <w:sz w:val="20"/>
+      </w:rPr>
+    </w:lvl>
+    <w:lvl w:ilvl="5" w:tentative="1">
+      <w:start w:val="1"/>
+      <w:numFmt w:val="bullet"/>
+      <w:lvlText w:val=""/>
+      <w:lvlJc w:val="left"/>
+      <w:pPr>
+        <w:tabs>
+          <w:tab w:val="num" w:pos="4320"/>
+        </w:tabs>
+        <w:ind w:left="4320" w:hanging="360"/>
+      </w:pPr>
+      <w:rPr>
+        <w:rFonts w:ascii="Wingdings" w:hAnsi="Wingdings" w:hint="default"/>
+        <w:sz w:val="20"/>
+      </w:rPr>
+    </w:lvl>
+    <w:lvl w:ilvl="6" w:tentative="1">
+      <w:start w:val="1"/>
+      <w:numFmt w:val="bullet"/>
+      <w:lvlText w:val=""/>
+      <w:lvlJc w:val="left"/>
+      <w:pPr>
+        <w:tabs>
+          <w:tab w:val="num" w:pos="5040"/>
+        </w:tabs>
+        <w:ind w:left="5040" w:hanging="360"/>
+      </w:pPr>
+      <w:rPr>
+        <w:rFonts w:ascii="Wingdings" w:hAnsi="Wingdings" w:hint="default"/>
+        <w:sz w:val="20"/>
+      </w:rPr>
+    </w:lvl>
+    <w:lvl w:ilvl="7" w:tentative="1">
+      <w:start w:val="1"/>
+      <w:numFmt w:val="bullet"/>
+      <w:lvlText w:val=""/>
+      <w:lvlJc w:val="left"/>
+      <w:pPr>
+        <w:tabs>
+          <w:tab w:val="num" w:pos="5760"/>
+        </w:tabs>
+        <w:ind w:left="5760" w:hanging="360"/>
+      </w:pPr>
+      <w:rPr>
+        <w:rFonts w:ascii="Wingdings" w:hAnsi="Wingdings" w:hint="default"/>
+        <w:sz w:val="20"/>
+      </w:rPr>
+    </w:lvl>
+    <w:lvl w:ilvl="8" w:tentative="1">
+      <w:start w:val="1"/>
+      <w:numFmt w:val="bullet"/>
+      <w:lvlText w:val=""/>
+      <w:lvlJc w:val="left"/>
+      <w:pPr>
+        <w:tabs>
+          <w:tab w:val="num" w:pos="6480"/>
+        </w:tabs>
+        <w:ind w:left="6480" w:hanging="360"/>
+      </w:pPr>
+      <w:rPr>
+        <w:rFonts w:ascii="Wingdings" w:hAnsi="Wingdings" w:hint="default"/>
+        <w:sz w:val="20"/>
+      </w:rPr>
+    </w:lvl>
+  </w:abstractNum>
+  <w:abstractNum w:abstractNumId="5" w15:restartNumberingAfterBreak="0">
+    <w:nsid w:val="2ECF6965"/>
+    <w:multiLevelType w:val="multilevel"/>
+    <w:tmpl w:val="308A8BF8"/>
+    <w:lvl w:ilvl="0">
+      <w:start w:val="1"/>
+      <w:numFmt w:val="bullet"/>
+      <w:lvlText w:val=""/>
+      <w:lvlJc w:val="left"/>
+      <w:pPr>
+        <w:tabs>
+          <w:tab w:val="num" w:pos="720"/>
+        </w:tabs>
+        <w:ind w:left="720" w:hanging="360"/>
+      </w:pPr>
+      <w:rPr>
+        <w:rFonts w:ascii="Symbol" w:hAnsi="Symbol" w:hint="default"/>
+        <w:sz w:val="20"/>
+      </w:rPr>
+    </w:lvl>
+    <w:lvl w:ilvl="1" w:tentative="1">
+      <w:start w:val="1"/>
+      <w:numFmt w:val="bullet"/>
+      <w:lvlText w:val="o"/>
+      <w:lvlJc w:val="left"/>
+      <w:pPr>
+        <w:tabs>
+          <w:tab w:val="num" w:pos="1440"/>
+        </w:tabs>
+        <w:ind w:left="1440" w:hanging="360"/>
+      </w:pPr>
+      <w:rPr>
+        <w:rFonts w:ascii="Courier New" w:hAnsi="Courier New" w:hint="default"/>
+        <w:sz w:val="20"/>
+      </w:rPr>
+    </w:lvl>
+    <w:lvl w:ilvl="2" w:tentative="1">
+      <w:start w:val="1"/>
+      <w:numFmt w:val="bullet"/>
+      <w:lvlText w:val=""/>
+      <w:lvlJc w:val="left"/>
+      <w:pPr>
+        <w:tabs>
+          <w:tab w:val="num" w:pos="2160"/>
+        </w:tabs>
+        <w:ind w:left="2160" w:hanging="360"/>
+      </w:pPr>
+      <w:rPr>
+        <w:rFonts w:ascii="Wingdings" w:hAnsi="Wingdings" w:hint="default"/>
+        <w:sz w:val="20"/>
+      </w:rPr>
+    </w:lvl>
+    <w:lvl w:ilvl="3" w:tentative="1">
+      <w:start w:val="1"/>
+      <w:numFmt w:val="bullet"/>
+      <w:lvlText w:val=""/>
+      <w:lvlJc w:val="left"/>
+      <w:pPr>
+        <w:tabs>
+          <w:tab w:val="num" w:pos="2880"/>
+        </w:tabs>
+        <w:ind w:left="2880" w:hanging="360"/>
+      </w:pPr>
+      <w:rPr>
+        <w:rFonts w:ascii="Wingdings" w:hAnsi="Wingdings" w:hint="default"/>
+        <w:sz w:val="20"/>
+      </w:rPr>
+    </w:lvl>
+    <w:lvl w:ilvl="4" w:tentative="1">
+      <w:start w:val="1"/>
+      <w:numFmt w:val="bullet"/>
+      <w:lvlText w:val=""/>
+      <w:lvlJc w:val="left"/>
+      <w:pPr>
+        <w:tabs>
+          <w:tab w:val="num" w:pos="3600"/>
+        </w:tabs>
+        <w:ind w:left="3600" w:hanging="360"/>
+      </w:pPr>
+      <w:rPr>
+        <w:rFonts w:ascii="Wingdings" w:hAnsi="Wingdings" w:hint="default"/>
+        <w:sz w:val="20"/>
+      </w:rPr>
+    </w:lvl>
+    <w:lvl w:ilvl="5" w:tentative="1">
+      <w:start w:val="1"/>
+      <w:numFmt w:val="bullet"/>
+      <w:lvlText w:val=""/>
+      <w:lvlJc w:val="left"/>
+      <w:pPr>
+        <w:tabs>
+          <w:tab w:val="num" w:pos="4320"/>
+        </w:tabs>
+        <w:ind w:left="4320" w:hanging="360"/>
+      </w:pPr>
+      <w:rPr>
+        <w:rFonts w:ascii="Wingdings" w:hAnsi="Wingdings" w:hint="default"/>
+        <w:sz w:val="20"/>
+      </w:rPr>
+    </w:lvl>
+    <w:lvl w:ilvl="6" w:tentative="1">
+      <w:start w:val="1"/>
+      <w:numFmt w:val="bullet"/>
+      <w:lvlText w:val=""/>
+      <w:lvlJc w:val="left"/>
+      <w:pPr>
+        <w:tabs>
+          <w:tab w:val="num" w:pos="5040"/>
+        </w:tabs>
+        <w:ind w:left="5040" w:hanging="360"/>
+      </w:pPr>
+      <w:rPr>
+        <w:rFonts w:ascii="Wingdings" w:hAnsi="Wingdings" w:hint="default"/>
+        <w:sz w:val="20"/>
+      </w:rPr>
+    </w:lvl>
+    <w:lvl w:ilvl="7" w:tentative="1">
+      <w:start w:val="1"/>
+      <w:numFmt w:val="bullet"/>
+      <w:lvlText w:val=""/>
+      <w:lvlJc w:val="left"/>
+      <w:pPr>
+        <w:tabs>
+          <w:tab w:val="num" w:pos="5760"/>
+        </w:tabs>
+        <w:ind w:left="5760" w:hanging="360"/>
+      </w:pPr>
+      <w:rPr>
+        <w:rFonts w:ascii="Wingdings" w:hAnsi="Wingdings" w:hint="default"/>
+        <w:sz w:val="20"/>
+      </w:rPr>
+    </w:lvl>
+    <w:lvl w:ilvl="8" w:tentative="1">
+      <w:start w:val="1"/>
+      <w:numFmt w:val="bullet"/>
+      <w:lvlText w:val=""/>
+      <w:lvlJc w:val="left"/>
+      <w:pPr>
+        <w:tabs>
+          <w:tab w:val="num" w:pos="6480"/>
+        </w:tabs>
+        <w:ind w:left="6480" w:hanging="360"/>
+      </w:pPr>
+      <w:rPr>
+        <w:rFonts w:ascii="Wingdings" w:hAnsi="Wingdings" w:hint="default"/>
+        <w:sz w:val="20"/>
+      </w:rPr>
+    </w:lvl>
+  </w:abstractNum>
+  <w:abstractNum w:abstractNumId="6" w15:restartNumberingAfterBreak="0">
     <w:nsid w:val="32774D76"/>
     <w:multiLevelType w:val="multilevel"/>
     <w:tmpl w:val="CAB4D0A0"/>
@@ -1490,7 +2135,124 @@
       </w:rPr>
     </w:lvl>
   </w:abstractNum>
-  <w:abstractNum w:abstractNumId="5" w15:restartNumberingAfterBreak="0">
+  <w:abstractNum w:abstractNumId="7" w15:restartNumberingAfterBreak="0">
+    <w:nsid w:val="33092CD3"/>
+    <w:multiLevelType w:val="multilevel"/>
+    <w:tmpl w:val="C32609BC"/>
+    <w:lvl w:ilvl="0">
+      <w:start w:val="1"/>
+      <w:numFmt w:val="decimal"/>
+      <w:lvlText w:val="%1."/>
+      <w:lvlJc w:val="left"/>
+      <w:pPr>
+        <w:tabs>
+          <w:tab w:val="num" w:pos="720"/>
+        </w:tabs>
+        <w:ind w:left="720" w:hanging="360"/>
+      </w:pPr>
+    </w:lvl>
+    <w:lvl w:ilvl="1">
+      <w:start w:val="1"/>
+      <w:numFmt w:val="bullet"/>
+      <w:lvlText w:val="o"/>
+      <w:lvlJc w:val="left"/>
+      <w:pPr>
+        <w:tabs>
+          <w:tab w:val="num" w:pos="1440"/>
+        </w:tabs>
+        <w:ind w:left="1440" w:hanging="360"/>
+      </w:pPr>
+      <w:rPr>
+        <w:rFonts w:ascii="Courier New" w:hAnsi="Courier New" w:hint="default"/>
+        <w:sz w:val="20"/>
+      </w:rPr>
+    </w:lvl>
+    <w:lvl w:ilvl="2" w:tentative="1">
+      <w:start w:val="1"/>
+      <w:numFmt w:val="decimal"/>
+      <w:lvlText w:val="%3."/>
+      <w:lvlJc w:val="left"/>
+      <w:pPr>
+        <w:tabs>
+          <w:tab w:val="num" w:pos="2160"/>
+        </w:tabs>
+        <w:ind w:left="2160" w:hanging="360"/>
+      </w:pPr>
+    </w:lvl>
+    <w:lvl w:ilvl="3" w:tentative="1">
+      <w:start w:val="1"/>
+      <w:numFmt w:val="decimal"/>
+      <w:lvlText w:val="%4."/>
+      <w:lvlJc w:val="left"/>
+      <w:pPr>
+        <w:tabs>
+          <w:tab w:val="num" w:pos="2880"/>
+        </w:tabs>
+        <w:ind w:left="2880" w:hanging="360"/>
+      </w:pPr>
+    </w:lvl>
+    <w:lvl w:ilvl="4" w:tentative="1">
+      <w:start w:val="1"/>
+      <w:numFmt w:val="decimal"/>
+      <w:lvlText w:val="%5."/>
+      <w:lvlJc w:val="left"/>
+      <w:pPr>
+        <w:tabs>
+          <w:tab w:val="num" w:pos="3600"/>
+        </w:tabs>
+        <w:ind w:left="3600" w:hanging="360"/>
+      </w:pPr>
+    </w:lvl>
+    <w:lvl w:ilvl="5" w:tentative="1">
+      <w:start w:val="1"/>
+      <w:numFmt w:val="decimal"/>
+      <w:lvlText w:val="%6."/>
+      <w:lvlJc w:val="left"/>
+      <w:pPr>
+        <w:tabs>
+          <w:tab w:val="num" w:pos="4320"/>
+        </w:tabs>
+        <w:ind w:left="4320" w:hanging="360"/>
+      </w:pPr>
+    </w:lvl>
+    <w:lvl w:ilvl="6" w:tentative="1">
+      <w:start w:val="1"/>
+      <w:numFmt w:val="decimal"/>
+      <w:lvlText w:val="%7."/>
+      <w:lvlJc w:val="left"/>
+      <w:pPr>
+        <w:tabs>
+          <w:tab w:val="num" w:pos="5040"/>
+        </w:tabs>
+        <w:ind w:left="5040" w:hanging="360"/>
+      </w:pPr>
+    </w:lvl>
+    <w:lvl w:ilvl="7" w:tentative="1">
+      <w:start w:val="1"/>
+      <w:numFmt w:val="decimal"/>
+      <w:lvlText w:val="%8."/>
+      <w:lvlJc w:val="left"/>
+      <w:pPr>
+        <w:tabs>
+          <w:tab w:val="num" w:pos="5760"/>
+        </w:tabs>
+        <w:ind w:left="5760" w:hanging="360"/>
+      </w:pPr>
+    </w:lvl>
+    <w:lvl w:ilvl="8" w:tentative="1">
+      <w:start w:val="1"/>
+      <w:numFmt w:val="decimal"/>
+      <w:lvlText w:val="%9."/>
+      <w:lvlJc w:val="left"/>
+      <w:pPr>
+        <w:tabs>
+          <w:tab w:val="num" w:pos="6480"/>
+        </w:tabs>
+        <w:ind w:left="6480" w:hanging="360"/>
+      </w:pPr>
+    </w:lvl>
+  </w:abstractNum>
+  <w:abstractNum w:abstractNumId="8" w15:restartNumberingAfterBreak="0">
     <w:nsid w:val="4A486CCB"/>
     <w:multiLevelType w:val="hybridMultilevel"/>
     <w:tmpl w:val="09ECE57A"/>
@@ -1603,7 +2365,305 @@
       </w:rPr>
     </w:lvl>
   </w:abstractNum>
-  <w:abstractNum w:abstractNumId="6" w15:restartNumberingAfterBreak="0">
+  <w:abstractNum w:abstractNumId="9" w15:restartNumberingAfterBreak="0">
+    <w:nsid w:val="57E65C9F"/>
+    <w:multiLevelType w:val="multilevel"/>
+    <w:tmpl w:val="FEF493A6"/>
+    <w:lvl w:ilvl="0">
+      <w:start w:val="1"/>
+      <w:numFmt w:val="bullet"/>
+      <w:lvlText w:val=""/>
+      <w:lvlJc w:val="left"/>
+      <w:pPr>
+        <w:tabs>
+          <w:tab w:val="num" w:pos="720"/>
+        </w:tabs>
+        <w:ind w:left="720" w:hanging="360"/>
+      </w:pPr>
+      <w:rPr>
+        <w:rFonts w:ascii="Symbol" w:hAnsi="Symbol" w:hint="default"/>
+        <w:sz w:val="20"/>
+      </w:rPr>
+    </w:lvl>
+    <w:lvl w:ilvl="1">
+      <w:start w:val="1"/>
+      <w:numFmt w:val="bullet"/>
+      <w:lvlText w:val="o"/>
+      <w:lvlJc w:val="left"/>
+      <w:pPr>
+        <w:tabs>
+          <w:tab w:val="num" w:pos="1440"/>
+        </w:tabs>
+        <w:ind w:left="1440" w:hanging="360"/>
+      </w:pPr>
+      <w:rPr>
+        <w:rFonts w:ascii="Courier New" w:hAnsi="Courier New" w:hint="default"/>
+        <w:sz w:val="20"/>
+      </w:rPr>
+    </w:lvl>
+    <w:lvl w:ilvl="2" w:tentative="1">
+      <w:start w:val="1"/>
+      <w:numFmt w:val="bullet"/>
+      <w:lvlText w:val=""/>
+      <w:lvlJc w:val="left"/>
+      <w:pPr>
+        <w:tabs>
+          <w:tab w:val="num" w:pos="2160"/>
+        </w:tabs>
+        <w:ind w:left="2160" w:hanging="360"/>
+      </w:pPr>
+      <w:rPr>
+        <w:rFonts w:ascii="Wingdings" w:hAnsi="Wingdings" w:hint="default"/>
+        <w:sz w:val="20"/>
+      </w:rPr>
+    </w:lvl>
+    <w:lvl w:ilvl="3" w:tentative="1">
+      <w:start w:val="1"/>
+      <w:numFmt w:val="bullet"/>
+      <w:lvlText w:val=""/>
+      <w:lvlJc w:val="left"/>
+      <w:pPr>
+        <w:tabs>
+          <w:tab w:val="num" w:pos="2880"/>
+        </w:tabs>
+        <w:ind w:left="2880" w:hanging="360"/>
+      </w:pPr>
+      <w:rPr>
+        <w:rFonts w:ascii="Wingdings" w:hAnsi="Wingdings" w:hint="default"/>
+        <w:sz w:val="20"/>
+      </w:rPr>
+    </w:lvl>
+    <w:lvl w:ilvl="4" w:tentative="1">
+      <w:start w:val="1"/>
+      <w:numFmt w:val="bullet"/>
+      <w:lvlText w:val=""/>
+      <w:lvlJc w:val="left"/>
+      <w:pPr>
+        <w:tabs>
+          <w:tab w:val="num" w:pos="3600"/>
+        </w:tabs>
+        <w:ind w:left="3600" w:hanging="360"/>
+      </w:pPr>
+      <w:rPr>
+        <w:rFonts w:ascii="Wingdings" w:hAnsi="Wingdings" w:hint="default"/>
+        <w:sz w:val="20"/>
+      </w:rPr>
+    </w:lvl>
+    <w:lvl w:ilvl="5" w:tentative="1">
+      <w:start w:val="1"/>
+      <w:numFmt w:val="bullet"/>
+      <w:lvlText w:val=""/>
+      <w:lvlJc w:val="left"/>
+      <w:pPr>
+        <w:tabs>
+          <w:tab w:val="num" w:pos="4320"/>
+        </w:tabs>
+        <w:ind w:left="4320" w:hanging="360"/>
+      </w:pPr>
+      <w:rPr>
+        <w:rFonts w:ascii="Wingdings" w:hAnsi="Wingdings" w:hint="default"/>
+        <w:sz w:val="20"/>
+      </w:rPr>
+    </w:lvl>
+    <w:lvl w:ilvl="6" w:tentative="1">
+      <w:start w:val="1"/>
+      <w:numFmt w:val="bullet"/>
+      <w:lvlText w:val=""/>
+      <w:lvlJc w:val="left"/>
+      <w:pPr>
+        <w:tabs>
+          <w:tab w:val="num" w:pos="5040"/>
+        </w:tabs>
+        <w:ind w:left="5040" w:hanging="360"/>
+      </w:pPr>
+      <w:rPr>
+        <w:rFonts w:ascii="Wingdings" w:hAnsi="Wingdings" w:hint="default"/>
+        <w:sz w:val="20"/>
+      </w:rPr>
+    </w:lvl>
+    <w:lvl w:ilvl="7" w:tentative="1">
+      <w:start w:val="1"/>
+      <w:numFmt w:val="bullet"/>
+      <w:lvlText w:val=""/>
+      <w:lvlJc w:val="left"/>
+      <w:pPr>
+        <w:tabs>
+          <w:tab w:val="num" w:pos="5760"/>
+        </w:tabs>
+        <w:ind w:left="5760" w:hanging="360"/>
+      </w:pPr>
+      <w:rPr>
+        <w:rFonts w:ascii="Wingdings" w:hAnsi="Wingdings" w:hint="default"/>
+        <w:sz w:val="20"/>
+      </w:rPr>
+    </w:lvl>
+    <w:lvl w:ilvl="8" w:tentative="1">
+      <w:start w:val="1"/>
+      <w:numFmt w:val="bullet"/>
+      <w:lvlText w:val=""/>
+      <w:lvlJc w:val="left"/>
+      <w:pPr>
+        <w:tabs>
+          <w:tab w:val="num" w:pos="6480"/>
+        </w:tabs>
+        <w:ind w:left="6480" w:hanging="360"/>
+      </w:pPr>
+      <w:rPr>
+        <w:rFonts w:ascii="Wingdings" w:hAnsi="Wingdings" w:hint="default"/>
+        <w:sz w:val="20"/>
+      </w:rPr>
+    </w:lvl>
+  </w:abstractNum>
+  <w:abstractNum w:abstractNumId="10" w15:restartNumberingAfterBreak="0">
+    <w:nsid w:val="64072022"/>
+    <w:multiLevelType w:val="multilevel"/>
+    <w:tmpl w:val="CE8C4ABE"/>
+    <w:lvl w:ilvl="0">
+      <w:start w:val="1"/>
+      <w:numFmt w:val="bullet"/>
+      <w:lvlText w:val=""/>
+      <w:lvlJc w:val="left"/>
+      <w:pPr>
+        <w:tabs>
+          <w:tab w:val="num" w:pos="720"/>
+        </w:tabs>
+        <w:ind w:left="720" w:hanging="360"/>
+      </w:pPr>
+      <w:rPr>
+        <w:rFonts w:ascii="Symbol" w:hAnsi="Symbol" w:hint="default"/>
+        <w:sz w:val="20"/>
+      </w:rPr>
+    </w:lvl>
+    <w:lvl w:ilvl="1" w:tentative="1">
+      <w:start w:val="1"/>
+      <w:numFmt w:val="bullet"/>
+      <w:lvlText w:val="o"/>
+      <w:lvlJc w:val="left"/>
+      <w:pPr>
+        <w:tabs>
+          <w:tab w:val="num" w:pos="1440"/>
+        </w:tabs>
+        <w:ind w:left="1440" w:hanging="360"/>
+      </w:pPr>
+      <w:rPr>
+        <w:rFonts w:ascii="Courier New" w:hAnsi="Courier New" w:hint="default"/>
+        <w:sz w:val="20"/>
+      </w:rPr>
+    </w:lvl>
+    <w:lvl w:ilvl="2" w:tentative="1">
+      <w:start w:val="1"/>
+      <w:numFmt w:val="bullet"/>
+      <w:lvlText w:val=""/>
+      <w:lvlJc w:val="left"/>
+      <w:pPr>
+        <w:tabs>
+          <w:tab w:val="num" w:pos="2160"/>
+        </w:tabs>
+        <w:ind w:left="2160" w:hanging="360"/>
+      </w:pPr>
+      <w:rPr>
+        <w:rFonts w:ascii="Wingdings" w:hAnsi="Wingdings" w:hint="default"/>
+        <w:sz w:val="20"/>
+      </w:rPr>
+    </w:lvl>
+    <w:lvl w:ilvl="3" w:tentative="1">
+      <w:start w:val="1"/>
+      <w:numFmt w:val="bullet"/>
+      <w:lvlText w:val=""/>
+      <w:lvlJc w:val="left"/>
+      <w:pPr>
+        <w:tabs>
+          <w:tab w:val="num" w:pos="2880"/>
+        </w:tabs>
+        <w:ind w:left="2880" w:hanging="360"/>
+      </w:pPr>
+      <w:rPr>
+        <w:rFonts w:ascii="Wingdings" w:hAnsi="Wingdings" w:hint="default"/>
+        <w:sz w:val="20"/>
+      </w:rPr>
+    </w:lvl>
+    <w:lvl w:ilvl="4" w:tentative="1">
+      <w:start w:val="1"/>
+      <w:numFmt w:val="bullet"/>
+      <w:lvlText w:val=""/>
+      <w:lvlJc w:val="left"/>
+      <w:pPr>
+        <w:tabs>
+          <w:tab w:val="num" w:pos="3600"/>
+        </w:tabs>
+        <w:ind w:left="3600" w:hanging="360"/>
+      </w:pPr>
+      <w:rPr>
+        <w:rFonts w:ascii="Wingdings" w:hAnsi="Wingdings" w:hint="default"/>
+        <w:sz w:val="20"/>
+      </w:rPr>
+    </w:lvl>
+    <w:lvl w:ilvl="5" w:tentative="1">
+      <w:start w:val="1"/>
+      <w:numFmt w:val="bullet"/>
+      <w:lvlText w:val=""/>
+      <w:lvlJc w:val="left"/>
+      <w:pPr>
+        <w:tabs>
+          <w:tab w:val="num" w:pos="4320"/>
+        </w:tabs>
+        <w:ind w:left="4320" w:hanging="360"/>
+      </w:pPr>
+      <w:rPr>
+        <w:rFonts w:ascii="Wingdings" w:hAnsi="Wingdings" w:hint="default"/>
+        <w:sz w:val="20"/>
+      </w:rPr>
+    </w:lvl>
+    <w:lvl w:ilvl="6" w:tentative="1">
+      <w:start w:val="1"/>
+      <w:numFmt w:val="bullet"/>
+      <w:lvlText w:val=""/>
+      <w:lvlJc w:val="left"/>
+      <w:pPr>
+        <w:tabs>
+          <w:tab w:val="num" w:pos="5040"/>
+        </w:tabs>
+        <w:ind w:left="5040" w:hanging="360"/>
+      </w:pPr>
+      <w:rPr>
+        <w:rFonts w:ascii="Wingdings" w:hAnsi="Wingdings" w:hint="default"/>
+        <w:sz w:val="20"/>
+      </w:rPr>
+    </w:lvl>
+    <w:lvl w:ilvl="7" w:tentative="1">
+      <w:start w:val="1"/>
+      <w:numFmt w:val="bullet"/>
+      <w:lvlText w:val=""/>
+      <w:lvlJc w:val="left"/>
+      <w:pPr>
+        <w:tabs>
+          <w:tab w:val="num" w:pos="5760"/>
+        </w:tabs>
+        <w:ind w:left="5760" w:hanging="360"/>
+      </w:pPr>
+      <w:rPr>
+        <w:rFonts w:ascii="Wingdings" w:hAnsi="Wingdings" w:hint="default"/>
+        <w:sz w:val="20"/>
+      </w:rPr>
+    </w:lvl>
+    <w:lvl w:ilvl="8" w:tentative="1">
+      <w:start w:val="1"/>
+      <w:numFmt w:val="bullet"/>
+      <w:lvlText w:val=""/>
+      <w:lvlJc w:val="left"/>
+      <w:pPr>
+        <w:tabs>
+          <w:tab w:val="num" w:pos="6480"/>
+        </w:tabs>
+        <w:ind w:left="6480" w:hanging="360"/>
+      </w:pPr>
+      <w:rPr>
+        <w:rFonts w:ascii="Wingdings" w:hAnsi="Wingdings" w:hint="default"/>
+        <w:sz w:val="20"/>
+      </w:rPr>
+    </w:lvl>
+  </w:abstractNum>
+  <w:abstractNum w:abstractNumId="11" w15:restartNumberingAfterBreak="0">
     <w:nsid w:val="674F194C"/>
     <w:multiLevelType w:val="hybridMultilevel"/>
     <w:tmpl w:val="707CC14E"/>
@@ -1716,7 +2776,7 @@
       </w:rPr>
     </w:lvl>
   </w:abstractNum>
-  <w:abstractNum w:abstractNumId="7" w15:restartNumberingAfterBreak="0">
+  <w:abstractNum w:abstractNumId="12" w15:restartNumberingAfterBreak="0">
     <w:nsid w:val="7A887AA2"/>
     <w:multiLevelType w:val="multilevel"/>
     <w:tmpl w:val="D79873C4"/>
@@ -1865,7 +2925,7 @@
       </w:rPr>
     </w:lvl>
   </w:abstractNum>
-  <w:abstractNum w:abstractNumId="8" w15:restartNumberingAfterBreak="0">
+  <w:abstractNum w:abstractNumId="13" w15:restartNumberingAfterBreak="0">
     <w:nsid w:val="7E97325B"/>
     <w:multiLevelType w:val="multilevel"/>
     <w:tmpl w:val="3A62110A"/>
@@ -2018,10 +3078,10 @@
     <w:abstractNumId w:val="1"/>
   </w:num>
   <w:num w:numId="2" w16cid:durableId="820389278">
-    <w:abstractNumId w:val="6"/>
+    <w:abstractNumId w:val="11"/>
   </w:num>
   <w:num w:numId="3" w16cid:durableId="1672180935">
-    <w:abstractNumId w:val="5"/>
+    <w:abstractNumId w:val="8"/>
   </w:num>
   <w:num w:numId="4" w16cid:durableId="1367174649">
     <w:abstractNumId w:val="0"/>
@@ -2030,16 +3090,31 @@
     <w:abstractNumId w:val="3"/>
   </w:num>
   <w:num w:numId="6" w16cid:durableId="1282036272">
-    <w:abstractNumId w:val="7"/>
+    <w:abstractNumId w:val="12"/>
   </w:num>
   <w:num w:numId="7" w16cid:durableId="393238170">
-    <w:abstractNumId w:val="8"/>
+    <w:abstractNumId w:val="13"/>
   </w:num>
   <w:num w:numId="8" w16cid:durableId="583076366">
     <w:abstractNumId w:val="2"/>
   </w:num>
   <w:num w:numId="9" w16cid:durableId="56367253">
+    <w:abstractNumId w:val="6"/>
+  </w:num>
+  <w:num w:numId="10" w16cid:durableId="1004481395">
     <w:abstractNumId w:val="4"/>
+  </w:num>
+  <w:num w:numId="11" w16cid:durableId="1581909281">
+    <w:abstractNumId w:val="7"/>
+  </w:num>
+  <w:num w:numId="12" w16cid:durableId="1989479858">
+    <w:abstractNumId w:val="10"/>
+  </w:num>
+  <w:num w:numId="13" w16cid:durableId="1943876732">
+    <w:abstractNumId w:val="9"/>
+  </w:num>
+  <w:num w:numId="14" w16cid:durableId="236594301">
+    <w:abstractNumId w:val="5"/>
   </w:num>
 </w:numbering>
 </file>

--- a/src/spring/transactional.docx
+++ b/src/spring/transactional.docx
@@ -412,6 +412,29 @@
         <w:t xml:space="preserve"> trừ khi chỉ định rõ bằng rollbackFor.</w:t>
       </w:r>
     </w:p>
+    <w:p>
+      <w:r>
+        <w:rPr>
+          <w:b/>
+          <w:bCs/>
+        </w:rPr>
+        <w:t>Self-invocation (tự gọi trong cùng class)</w:t>
+      </w:r>
+      <w:r>
+        <w:t xml:space="preserve"> cũng không chạy transaction.</w:t>
+      </w:r>
+    </w:p>
+    <w:p>
+      <w:pPr>
+        <w:numPr>
+          <w:ilvl w:val="0"/>
+          <w:numId w:val="15"/>
+        </w:numPr>
+      </w:pPr>
+      <w:r>
+        <w:t>Nếu một method public trong cùng class gọi sang method public khác có @Transactional → transaction cũng không được kích hoạt, vì không đi qua proxy.</w:t>
+      </w:r>
+    </w:p>
     <w:p/>
     <w:p>
       <w:pPr>
@@ -506,15 +529,7 @@
         </w:numPr>
       </w:pPr>
       <w:r>
-        <w:t>@</w:t>
-      </w:r>
-      <w:proofErr w:type="gramStart"/>
-      <w:r>
-        <w:t>Transactional(</w:t>
-      </w:r>
-      <w:proofErr w:type="gramEnd"/>
-      <w:r>
-        <w:t>rollbackFor = Exception.class)</w:t>
+        <w:t>@Transactional(rollbackFor = Exception.class)</w:t>
       </w:r>
     </w:p>
     <w:p>
@@ -549,13 +564,8 @@
           <w:numId w:val="3"/>
         </w:numPr>
       </w:pPr>
-      <w:proofErr w:type="gramStart"/>
-      <w:r>
-        <w:t>REQUIRED(</w:t>
-      </w:r>
-      <w:proofErr w:type="gramEnd"/>
-      <w:r>
-        <w:t>mặc định): dùng transaction hiện tại, nếu chưa có thì tạo mới.</w:t>
+      <w:r>
+        <w:t>REQUIRED(mặc định): dùng transaction hiện tại, nếu chưa có thì tạo mới.</w:t>
       </w:r>
     </w:p>
     <w:p>
@@ -579,15 +589,7 @@
         </w:numPr>
       </w:pPr>
       <w:r>
-        <w:t xml:space="preserve">NESTED: transaction lồng </w:t>
-      </w:r>
-      <w:proofErr w:type="gramStart"/>
-      <w:r>
-        <w:t>nhau(</w:t>
-      </w:r>
-      <w:proofErr w:type="gramEnd"/>
-      <w:r>
-        <w:t>nếu rollback thì chỉ rollback phần nested)</w:t>
+        <w:t>NESTED: transaction lồng nhau(nếu rollback thì chỉ rollback phần nested)</w:t>
       </w:r>
     </w:p>
     <w:p>
@@ -598,13 +600,8 @@
           <w:numId w:val="3"/>
         </w:numPr>
       </w:pPr>
-      <w:proofErr w:type="gramStart"/>
-      <w:r>
-        <w:t>Isolation(</w:t>
-      </w:r>
-      <w:proofErr w:type="gramEnd"/>
-      <w:r>
-        <w:t>Mức độ cô lập)</w:t>
+      <w:r>
+        <w:t>Isolation(Mức độ cô lập)</w:t>
       </w:r>
     </w:p>
     <w:p>
@@ -664,15 +661,7 @@
         </w:numPr>
       </w:pPr>
       <w:r>
-        <w:t>@</w:t>
-      </w:r>
-      <w:proofErr w:type="gramStart"/>
-      <w:r>
-        <w:t>Transactional(</w:t>
-      </w:r>
-      <w:proofErr w:type="gramEnd"/>
-      <w:r>
-        <w:t>isolation = Isolation.REPEATABLE_READ)</w:t>
+        <w:t>@Transactional(isolation = Isolation.REPEATABLE_READ)</w:t>
       </w:r>
     </w:p>
     <w:p>
@@ -696,15 +685,7 @@
         </w:numPr>
       </w:pPr>
       <w:r>
-        <w:t xml:space="preserve">Thời gian tối đa transaction được phép </w:t>
-      </w:r>
-      <w:proofErr w:type="gramStart"/>
-      <w:r>
-        <w:t>chạy(</w:t>
-      </w:r>
-      <w:proofErr w:type="gramEnd"/>
-      <w:r>
-        <w:t>tính bằng giây)</w:t>
+        <w:t>Thời gian tối đa transaction được phép chạy(tính bằng giây)</w:t>
       </w:r>
     </w:p>
     <w:p>
@@ -728,15 +709,8 @@
         </w:numPr>
       </w:pPr>
       <w:r>
-        <w:t>@</w:t>
-      </w:r>
-      <w:proofErr w:type="gramStart"/>
-      <w:r>
-        <w:t>Transactional(</w:t>
-      </w:r>
-      <w:proofErr w:type="gramEnd"/>
-      <w:r>
-        <w:t>timeout = 5) // 5 giây</w:t>
+        <w:lastRenderedPageBreak/>
+        <w:t>@Transactional(timeout = 5) // 5 giây</w:t>
       </w:r>
     </w:p>
     <w:p>
@@ -784,16 +758,7 @@
         </w:numPr>
       </w:pPr>
       <w:r>
-        <w:lastRenderedPageBreak/>
-        <w:t>@</w:t>
-      </w:r>
-      <w:proofErr w:type="gramStart"/>
-      <w:r>
-        <w:t>Transactional(</w:t>
-      </w:r>
-      <w:proofErr w:type="gramEnd"/>
-      <w:r>
-        <w:t>readOnly = true)</w:t>
+        <w:t>@Transactional(readOnly = true)</w:t>
       </w:r>
     </w:p>
     <w:p>
@@ -825,15 +790,7 @@
         </w:numPr>
       </w:pPr>
       <w:r>
-        <w:t xml:space="preserve">Quy định rollback với exception </w:t>
-      </w:r>
-      <w:proofErr w:type="gramStart"/>
-      <w:r>
-        <w:t>nào</w:t>
-      </w:r>
-      <w:proofErr w:type="gramEnd"/>
-      <w:r>
-        <w:t>:</w:t>
+        <w:t>Quy định rollback với exception nào:</w:t>
       </w:r>
     </w:p>
     <w:p>
@@ -845,15 +802,7 @@
         </w:numPr>
       </w:pPr>
       <w:r>
-        <w:t>@</w:t>
-      </w:r>
-      <w:proofErr w:type="gramStart"/>
-      <w:r>
-        <w:t>Transactional(</w:t>
-      </w:r>
-      <w:proofErr w:type="gramEnd"/>
-      <w:r>
-        <w:t>rollbackFor = {IOException.class, SQLException.class})</w:t>
+        <w:t>@Transactional(rollbackFor = {IOException.class, SQLException.class})</w:t>
       </w:r>
     </w:p>
     <w:p>
@@ -919,13 +868,8 @@
           <w:numId w:val="5"/>
         </w:numPr>
       </w:pPr>
-      <w:proofErr w:type="gramStart"/>
-      <w:r>
-        <w:t>Nếu  gọi</w:t>
-      </w:r>
-      <w:proofErr w:type="gramEnd"/>
-      <w:r>
-        <w:t xml:space="preserve"> method @Transactional từ </w:t>
+      <w:r>
+        <w:t xml:space="preserve">Nếu  gọi method @Transactional từ </w:t>
       </w:r>
       <w:r>
         <w:rPr>
@@ -1041,15 +985,7 @@
         </w:numPr>
       </w:pPr>
       <w:r>
-        <w:t xml:space="preserve">Nếu bạn </w:t>
-      </w:r>
-      <w:proofErr w:type="gramStart"/>
-      <w:r>
-        <w:t>save(</w:t>
-      </w:r>
-      <w:proofErr w:type="gramEnd"/>
-      <w:r>
-        <w:t>) trong JPA nhưng chưa commit thì có thể chưa thấy dữ liệu trong DB từ connection khác.</w:t>
+        <w:t>Nếu bạn save() trong JPA nhưng chưa commit thì có thể chưa thấy dữ liệu trong DB từ connection khác.</w:t>
       </w:r>
     </w:p>
     <w:p>
@@ -1209,6 +1145,7 @@
         </w:numPr>
       </w:pPr>
       <w:r>
+        <w:lastRenderedPageBreak/>
         <w:t>sd</w:t>
       </w:r>
     </w:p>
@@ -2777,6 +2714,155 @@
     </w:lvl>
   </w:abstractNum>
   <w:abstractNum w:abstractNumId="12" w15:restartNumberingAfterBreak="0">
+    <w:nsid w:val="6F155478"/>
+    <w:multiLevelType w:val="multilevel"/>
+    <w:tmpl w:val="83885E12"/>
+    <w:lvl w:ilvl="0">
+      <w:start w:val="1"/>
+      <w:numFmt w:val="bullet"/>
+      <w:lvlText w:val=""/>
+      <w:lvlJc w:val="left"/>
+      <w:pPr>
+        <w:tabs>
+          <w:tab w:val="num" w:pos="720"/>
+        </w:tabs>
+        <w:ind w:left="720" w:hanging="360"/>
+      </w:pPr>
+      <w:rPr>
+        <w:rFonts w:ascii="Symbol" w:hAnsi="Symbol" w:hint="default"/>
+        <w:sz w:val="20"/>
+      </w:rPr>
+    </w:lvl>
+    <w:lvl w:ilvl="1" w:tentative="1">
+      <w:start w:val="1"/>
+      <w:numFmt w:val="bullet"/>
+      <w:lvlText w:val="o"/>
+      <w:lvlJc w:val="left"/>
+      <w:pPr>
+        <w:tabs>
+          <w:tab w:val="num" w:pos="1440"/>
+        </w:tabs>
+        <w:ind w:left="1440" w:hanging="360"/>
+      </w:pPr>
+      <w:rPr>
+        <w:rFonts w:ascii="Courier New" w:hAnsi="Courier New" w:hint="default"/>
+        <w:sz w:val="20"/>
+      </w:rPr>
+    </w:lvl>
+    <w:lvl w:ilvl="2" w:tentative="1">
+      <w:start w:val="1"/>
+      <w:numFmt w:val="bullet"/>
+      <w:lvlText w:val=""/>
+      <w:lvlJc w:val="left"/>
+      <w:pPr>
+        <w:tabs>
+          <w:tab w:val="num" w:pos="2160"/>
+        </w:tabs>
+        <w:ind w:left="2160" w:hanging="360"/>
+      </w:pPr>
+      <w:rPr>
+        <w:rFonts w:ascii="Wingdings" w:hAnsi="Wingdings" w:hint="default"/>
+        <w:sz w:val="20"/>
+      </w:rPr>
+    </w:lvl>
+    <w:lvl w:ilvl="3" w:tentative="1">
+      <w:start w:val="1"/>
+      <w:numFmt w:val="bullet"/>
+      <w:lvlText w:val=""/>
+      <w:lvlJc w:val="left"/>
+      <w:pPr>
+        <w:tabs>
+          <w:tab w:val="num" w:pos="2880"/>
+        </w:tabs>
+        <w:ind w:left="2880" w:hanging="360"/>
+      </w:pPr>
+      <w:rPr>
+        <w:rFonts w:ascii="Wingdings" w:hAnsi="Wingdings" w:hint="default"/>
+        <w:sz w:val="20"/>
+      </w:rPr>
+    </w:lvl>
+    <w:lvl w:ilvl="4" w:tentative="1">
+      <w:start w:val="1"/>
+      <w:numFmt w:val="bullet"/>
+      <w:lvlText w:val=""/>
+      <w:lvlJc w:val="left"/>
+      <w:pPr>
+        <w:tabs>
+          <w:tab w:val="num" w:pos="3600"/>
+        </w:tabs>
+        <w:ind w:left="3600" w:hanging="360"/>
+      </w:pPr>
+      <w:rPr>
+        <w:rFonts w:ascii="Wingdings" w:hAnsi="Wingdings" w:hint="default"/>
+        <w:sz w:val="20"/>
+      </w:rPr>
+    </w:lvl>
+    <w:lvl w:ilvl="5" w:tentative="1">
+      <w:start w:val="1"/>
+      <w:numFmt w:val="bullet"/>
+      <w:lvlText w:val=""/>
+      <w:lvlJc w:val="left"/>
+      <w:pPr>
+        <w:tabs>
+          <w:tab w:val="num" w:pos="4320"/>
+        </w:tabs>
+        <w:ind w:left="4320" w:hanging="360"/>
+      </w:pPr>
+      <w:rPr>
+        <w:rFonts w:ascii="Wingdings" w:hAnsi="Wingdings" w:hint="default"/>
+        <w:sz w:val="20"/>
+      </w:rPr>
+    </w:lvl>
+    <w:lvl w:ilvl="6" w:tentative="1">
+      <w:start w:val="1"/>
+      <w:numFmt w:val="bullet"/>
+      <w:lvlText w:val=""/>
+      <w:lvlJc w:val="left"/>
+      <w:pPr>
+        <w:tabs>
+          <w:tab w:val="num" w:pos="5040"/>
+        </w:tabs>
+        <w:ind w:left="5040" w:hanging="360"/>
+      </w:pPr>
+      <w:rPr>
+        <w:rFonts w:ascii="Wingdings" w:hAnsi="Wingdings" w:hint="default"/>
+        <w:sz w:val="20"/>
+      </w:rPr>
+    </w:lvl>
+    <w:lvl w:ilvl="7" w:tentative="1">
+      <w:start w:val="1"/>
+      <w:numFmt w:val="bullet"/>
+      <w:lvlText w:val=""/>
+      <w:lvlJc w:val="left"/>
+      <w:pPr>
+        <w:tabs>
+          <w:tab w:val="num" w:pos="5760"/>
+        </w:tabs>
+        <w:ind w:left="5760" w:hanging="360"/>
+      </w:pPr>
+      <w:rPr>
+        <w:rFonts w:ascii="Wingdings" w:hAnsi="Wingdings" w:hint="default"/>
+        <w:sz w:val="20"/>
+      </w:rPr>
+    </w:lvl>
+    <w:lvl w:ilvl="8" w:tentative="1">
+      <w:start w:val="1"/>
+      <w:numFmt w:val="bullet"/>
+      <w:lvlText w:val=""/>
+      <w:lvlJc w:val="left"/>
+      <w:pPr>
+        <w:tabs>
+          <w:tab w:val="num" w:pos="6480"/>
+        </w:tabs>
+        <w:ind w:left="6480" w:hanging="360"/>
+      </w:pPr>
+      <w:rPr>
+        <w:rFonts w:ascii="Wingdings" w:hAnsi="Wingdings" w:hint="default"/>
+        <w:sz w:val="20"/>
+      </w:rPr>
+    </w:lvl>
+  </w:abstractNum>
+  <w:abstractNum w:abstractNumId="13" w15:restartNumberingAfterBreak="0">
     <w:nsid w:val="7A887AA2"/>
     <w:multiLevelType w:val="multilevel"/>
     <w:tmpl w:val="D79873C4"/>
@@ -2925,7 +3011,7 @@
       </w:rPr>
     </w:lvl>
   </w:abstractNum>
-  <w:abstractNum w:abstractNumId="13" w15:restartNumberingAfterBreak="0">
+  <w:abstractNum w:abstractNumId="14" w15:restartNumberingAfterBreak="0">
     <w:nsid w:val="7E97325B"/>
     <w:multiLevelType w:val="multilevel"/>
     <w:tmpl w:val="3A62110A"/>
@@ -3090,10 +3176,10 @@
     <w:abstractNumId w:val="3"/>
   </w:num>
   <w:num w:numId="6" w16cid:durableId="1282036272">
-    <w:abstractNumId w:val="12"/>
+    <w:abstractNumId w:val="13"/>
   </w:num>
   <w:num w:numId="7" w16cid:durableId="393238170">
-    <w:abstractNumId w:val="13"/>
+    <w:abstractNumId w:val="14"/>
   </w:num>
   <w:num w:numId="8" w16cid:durableId="583076366">
     <w:abstractNumId w:val="2"/>
@@ -3115,6 +3201,9 @@
   </w:num>
   <w:num w:numId="14" w16cid:durableId="236594301">
     <w:abstractNumId w:val="5"/>
+  </w:num>
+  <w:num w:numId="15" w16cid:durableId="573130458">
+    <w:abstractNumId w:val="12"/>
   </w:num>
 </w:numbering>
 </file>

--- a/src/spring/transactional.docx
+++ b/src/spring/transactional.docx
@@ -529,7 +529,15 @@
         </w:numPr>
       </w:pPr>
       <w:r>
-        <w:t>@Transactional(rollbackFor = Exception.class)</w:t>
+        <w:t>@</w:t>
+      </w:r>
+      <w:proofErr w:type="gramStart"/>
+      <w:r>
+        <w:t>Transactional(</w:t>
+      </w:r>
+      <w:proofErr w:type="gramEnd"/>
+      <w:r>
+        <w:t>rollbackFor = Exception.class)</w:t>
       </w:r>
     </w:p>
     <w:p>
@@ -564,8 +572,13 @@
           <w:numId w:val="3"/>
         </w:numPr>
       </w:pPr>
-      <w:r>
-        <w:t>REQUIRED(mặc định): dùng transaction hiện tại, nếu chưa có thì tạo mới.</w:t>
+      <w:proofErr w:type="gramStart"/>
+      <w:r>
+        <w:t>REQUIRED(</w:t>
+      </w:r>
+      <w:proofErr w:type="gramEnd"/>
+      <w:r>
+        <w:t>mặc định): dùng transaction hiện tại, nếu chưa có thì tạo mới.</w:t>
       </w:r>
     </w:p>
     <w:p>
@@ -589,7 +602,15 @@
         </w:numPr>
       </w:pPr>
       <w:r>
-        <w:t>NESTED: transaction lồng nhau(nếu rollback thì chỉ rollback phần nested)</w:t>
+        <w:t xml:space="preserve">NESTED: transaction lồng </w:t>
+      </w:r>
+      <w:proofErr w:type="gramStart"/>
+      <w:r>
+        <w:t>nhau(</w:t>
+      </w:r>
+      <w:proofErr w:type="gramEnd"/>
+      <w:r>
+        <w:t>nếu rollback thì chỉ rollback phần nested)</w:t>
       </w:r>
     </w:p>
     <w:p>
@@ -600,8 +621,13 @@
           <w:numId w:val="3"/>
         </w:numPr>
       </w:pPr>
-      <w:r>
-        <w:t>Isolation(Mức độ cô lập)</w:t>
+      <w:proofErr w:type="gramStart"/>
+      <w:r>
+        <w:t>Isolation(</w:t>
+      </w:r>
+      <w:proofErr w:type="gramEnd"/>
+      <w:r>
+        <w:t>Mức độ cô lập)</w:t>
       </w:r>
     </w:p>
     <w:p>
@@ -661,7 +687,15 @@
         </w:numPr>
       </w:pPr>
       <w:r>
-        <w:t>@Transactional(isolation = Isolation.REPEATABLE_READ)</w:t>
+        <w:t>@</w:t>
+      </w:r>
+      <w:proofErr w:type="gramStart"/>
+      <w:r>
+        <w:t>Transactional(</w:t>
+      </w:r>
+      <w:proofErr w:type="gramEnd"/>
+      <w:r>
+        <w:t>isolation = Isolation.REPEATABLE_READ)</w:t>
       </w:r>
     </w:p>
     <w:p>
@@ -685,7 +719,15 @@
         </w:numPr>
       </w:pPr>
       <w:r>
-        <w:t>Thời gian tối đa transaction được phép chạy(tính bằng giây)</w:t>
+        <w:t xml:space="preserve">Thời gian tối đa transaction được phép </w:t>
+      </w:r>
+      <w:proofErr w:type="gramStart"/>
+      <w:r>
+        <w:t>chạy(</w:t>
+      </w:r>
+      <w:proofErr w:type="gramEnd"/>
+      <w:r>
+        <w:t>tính bằng giây)</w:t>
       </w:r>
     </w:p>
     <w:p>
@@ -710,7 +752,15 @@
       </w:pPr>
       <w:r>
         <w:lastRenderedPageBreak/>
-        <w:t>@Transactional(timeout = 5) // 5 giây</w:t>
+        <w:t>@</w:t>
+      </w:r>
+      <w:proofErr w:type="gramStart"/>
+      <w:r>
+        <w:t>Transactional(</w:t>
+      </w:r>
+      <w:proofErr w:type="gramEnd"/>
+      <w:r>
+        <w:t>timeout = 5) // 5 giây</w:t>
       </w:r>
     </w:p>
     <w:p>
@@ -758,7 +808,15 @@
         </w:numPr>
       </w:pPr>
       <w:r>
-        <w:t>@Transactional(readOnly = true)</w:t>
+        <w:t>@</w:t>
+      </w:r>
+      <w:proofErr w:type="gramStart"/>
+      <w:r>
+        <w:t>Transactional(</w:t>
+      </w:r>
+      <w:proofErr w:type="gramEnd"/>
+      <w:r>
+        <w:t>readOnly = true)</w:t>
       </w:r>
     </w:p>
     <w:p>
@@ -790,7 +848,15 @@
         </w:numPr>
       </w:pPr>
       <w:r>
-        <w:t>Quy định rollback với exception nào:</w:t>
+        <w:t xml:space="preserve">Quy định rollback với exception </w:t>
+      </w:r>
+      <w:proofErr w:type="gramStart"/>
+      <w:r>
+        <w:t>nào</w:t>
+      </w:r>
+      <w:proofErr w:type="gramEnd"/>
+      <w:r>
+        <w:t>:</w:t>
       </w:r>
     </w:p>
     <w:p>
@@ -802,7 +868,15 @@
         </w:numPr>
       </w:pPr>
       <w:r>
-        <w:t>@Transactional(rollbackFor = {IOException.class, SQLException.class})</w:t>
+        <w:t>@</w:t>
+      </w:r>
+      <w:proofErr w:type="gramStart"/>
+      <w:r>
+        <w:t>Transactional(</w:t>
+      </w:r>
+      <w:proofErr w:type="gramEnd"/>
+      <w:r>
+        <w:t>rollbackFor = {IOException.class, SQLException.class})</w:t>
       </w:r>
     </w:p>
     <w:p>
@@ -868,8 +942,13 @@
           <w:numId w:val="5"/>
         </w:numPr>
       </w:pPr>
-      <w:r>
-        <w:t xml:space="preserve">Nếu  gọi method @Transactional từ </w:t>
+      <w:proofErr w:type="gramStart"/>
+      <w:r>
+        <w:t>Nếu  gọi</w:t>
+      </w:r>
+      <w:proofErr w:type="gramEnd"/>
+      <w:r>
+        <w:t xml:space="preserve"> method @Transactional từ </w:t>
       </w:r>
       <w:r>
         <w:rPr>
@@ -921,6 +1000,9 @@
       <w:r>
         <w:t>Muốn rollback → phải dùng rollbackFor.</w:t>
       </w:r>
+      <w:r>
+        <w:t xml:space="preserve"> </w:t>
+      </w:r>
     </w:p>
     <w:p>
       <w:pPr>
@@ -985,7 +1067,15 @@
         </w:numPr>
       </w:pPr>
       <w:r>
-        <w:t>Nếu bạn save() trong JPA nhưng chưa commit thì có thể chưa thấy dữ liệu trong DB từ connection khác.</w:t>
+        <w:t xml:space="preserve">Nếu bạn </w:t>
+      </w:r>
+      <w:proofErr w:type="gramStart"/>
+      <w:r>
+        <w:t>save(</w:t>
+      </w:r>
+      <w:proofErr w:type="gramEnd"/>
+      <w:r>
+        <w:t>) trong JPA nhưng chưa commit thì có thể chưa thấy dữ liệu trong DB từ connection khác.</w:t>
       </w:r>
     </w:p>
     <w:p>
@@ -3811,6 +3901,7 @@
   <w:style w:type="character" w:default="1" w:styleId="DefaultParagraphFont">
     <w:name w:val="Default Paragraph Font"/>
     <w:uiPriority w:val="1"/>
+    <w:semiHidden/>
     <w:unhideWhenUsed/>
   </w:style>
   <w:style w:type="table" w:default="1" w:styleId="TableNormal">
